--- a/Basketball_GOAT_Multi-Method_Ensemble_Analysis.docx
+++ b/Basketball_GOAT_Multi-Method_Ensemble_Analysis.docx
@@ -3475,7 +3475,7 @@
     </w:p>
     <w:p>
       <w:r>
-        <w:t>All statistical data are publicly available from Basketball Reference (basketball-reference.com). Replication code for all five frameworks, including Monte Carlo simulations, Bayesian model fitting, and sensitivity analyses, is available at [repository link]. The analysis uses Python (NumPy, SciPy, PyMC), R (brms, tidyverse), and Stan. Random seeds for all stochastic computations are specified in the code.</w:t>
+        <w:t>All statistical data are publicly available from Basketball Reference (basketball-reference.com). Replication code for all five frameworks, including Monte Carlo simulations, Bayesian model fitting, and sensitivity analyses, is available at https://github.com/swmeyer1979/basketball-goat-analysis. The analysis uses Python (NumPy, SciPy, PyMC), R (brms, tidyverse), and Stan. Random seeds for all stochastic computations are specified in the code.</w:t>
       </w:r>
     </w:p>
     <w:p>
